--- a/10/tendencii-razvitiya/Вариант 16.docx
+++ b/10/tendencii-razvitiya/Вариант 16.docx
@@ -85,7 +85,27 @@
     </w:p>
     <w:p>
       <w:r>
+        <w:t>1.1. Действия с файлами и поиск..............................3</w:t>
+      </w:r>
+    </w:p>
+    <w:p>
+      <w:r>
+        <w:t>1.2. Свойства и права........................................3</w:t>
+      </w:r>
+    </w:p>
+    <w:p>
+      <w:r>
         <w:t>2. Порядок как экономия времени..............................4</w:t>
+      </w:r>
+    </w:p>
+    <w:p>
+      <w:r>
+        <w:t>2.1. Папки и имена файлов....................................4</w:t>
+      </w:r>
+    </w:p>
+    <w:p>
+      <w:r>
+        <w:t>2.2. Резервная копия.........................................4</w:t>
       </w:r>
     </w:p>
     <w:p>
@@ -133,6 +153,11 @@
     <w:p/>
     <w:p>
       <w:r>
+        <w:t>1.1. Действия с файлами и поиск</w:t>
+      </w:r>
+    </w:p>
+    <w:p>
+      <w:r>
         <w:t>Основное — показывать дерево папок и содержимое каждой из них, а также выполнять простые действия: создать, переименовать, скопировать, переместить, удалить. Всё это можно сделать и командами, но глазами и мышью получается быстрее.</w:t>
       </w:r>
     </w:p>
@@ -140,6 +165,11 @@
       <w:r>
         <w:tab/>
         <w:t>Второе — поиск. Найти файл по части имени, по типу, по дате изменения проще, чем вспоминать, куда он был положен полгода назад. Современные менеджеры ищут ещё и внутри файлов, по содержимому.</w:t>
+      </w:r>
+    </w:p>
+    <w:p>
+      <w:r>
+        <w:t>1.2. Свойства и права</w:t>
       </w:r>
     </w:p>
     <w:p>
@@ -159,12 +189,22 @@
     <w:p/>
     <w:p>
       <w:r>
+        <w:t>2.1. Папки и имена файлов</w:t>
+      </w:r>
+    </w:p>
+    <w:p>
+      <w:r>
         <w:t>Разложить файлы по осмысленным папкам — работа  на пять минут, а поиск нужного в общей куче отнимает эти  пять минут каждый раз.  Отсюда простое правило: у каждой работы своя папка, а внутри — понятные имена,  а не «Документ1» и «Новая папка (3)».</w:t>
       </w:r>
     </w:p>
     <w:p>
       <w:r>
         <w:t>Отдельно стоит имя файла. Имя, в котором есть дата в виде «2026-09-18», сортируется правильно само; имя вида «18.09» — нет. Такие мелочи заметны, когда файлов становится сотня.</w:t>
+      </w:r>
+    </w:p>
+    <w:p>
+      <w:r>
+        <w:t>2.2. Резервная копия</w:t>
       </w:r>
     </w:p>
     <w:p>
